--- a/docs/contracts/FLOWPOINT_CONTRAT_APPORTEUR_ENG_UPWORK.docx
+++ b/docs/contracts/FLOWPOINT_CONTRAT_APPORTEUR_ENG_UPWORK.docx
@@ -1962,7 +1962,7 @@
           <w:sz w:val="20"/>
           <w:szCs w:val="20"/>
         </w:rPr>
-        <w:t>Bank charges, taxes and the Introducer’s tax obligations remain at its expense. If a Commission paid relates to a payment that is subsequently cancelled, refunded or declared fraudulent, FLOWPOINT may deduct it from future Commissions or request its repayment within 30 days.</w:t>
+        <w:t xml:space="preserve">Bank charges, payment-processing and platform fees applicable to the Introducer, taxes and the Introducer’s tax obligations remain at its expense, the fees applied by Upwork being governed by Article 9bis.6. If a Commission paid relates to a payment that is subsequently cancelled, refunded or declared fraudulent, FLOWPOINT may deduct it from future Commissions or request its repayment within 30 days.</w:t>
       </w:r>
     </w:p>
     <w:p>
